--- a/Data/DOC/sample 1.docx
+++ b/Data/DOC/sample 1.docx
@@ -7356,6 +7356,7 @@
           <w:footerReference w:type="default" r:id="rId19"/>
           <w:pgSz w:w="11906" w:h="16838" w:code="9"/>
           <w:pgMar w:top="1440" w:right="1440" w:bottom="1440" w:left="1440" w:header="720" w:footer="720" w:gutter="0"/>
+          <w:pgNumType w:start="1"/>
           <w:cols w:space="720"/>
           <w:docGrid w:linePitch="360"/>
         </w:sectPr>
